--- a/هفتم/کاربرگ/کاربرگ ف 8.docx
+++ b/هفتم/کاربرگ/کاربرگ ف 8.docx
@@ -38,8 +38,6 @@
                 <w:rtl/>
               </w:rPr>
             </w:pPr>
-            <w:bookmarkStart w:id="0" w:name="_GoBack"/>
-            <w:bookmarkEnd w:id="0"/>
             <w:r>
               <w:rPr>
                 <w:rFonts w:ascii="Sahel SemiBold" w:hAnsi="Sahel SemiBold" w:cs="Sahel SemiBold"/>
@@ -4479,10 +4477,10 @@
                     <w:tblLook w:val="0600" w:firstRow="0" w:lastRow="0" w:firstColumn="0" w:lastColumn="0" w:noHBand="1" w:noVBand="1"/>
                   </w:tblPr>
                   <w:tblGrid>
-                    <w:gridCol w:w="1215"/>
+                    <w:gridCol w:w="1217"/>
                     <w:gridCol w:w="1230"/>
-                    <w:gridCol w:w="1306"/>
-                    <w:gridCol w:w="1243"/>
+                    <w:gridCol w:w="1305"/>
+                    <w:gridCol w:w="1242"/>
                   </w:tblGrid>
                   <w:tr>
                     <w:tc>
@@ -4529,10 +4527,10 @@
                               <v:path o:extrusionok="f" gradientshapeok="t" o:connecttype="rect"/>
                               <o:lock v:ext="edit" aspectratio="t"/>
                             </v:shapetype>
-                            <v:shape id="_x0000_i1025" type="#_x0000_t75" style="width:37.55pt;height:29.1pt" o:ole="">
+                            <v:shape id="_x0000_i1025" type="#_x0000_t75" style="width:37.5pt;height:29.15pt" o:ole="">
                               <v:imagedata r:id="rId8" o:title=""/>
                             </v:shape>
-                            <o:OLEObject Type="Embed" ProgID="Equation.DSMT4" ShapeID="_x0000_i1025" DrawAspect="Content" ObjectID="_1807933176" r:id="rId9"/>
+                            <o:OLEObject Type="Embed" ProgID="Equation.DSMT4" ShapeID="_x0000_i1025" DrawAspect="Content" ObjectID="_1838185912" r:id="rId9"/>
                           </w:object>
                         </w:r>
                       </w:p>
@@ -4562,10 +4560,10 @@
                             <w:szCs w:val="26"/>
                           </w:rPr>
                           <w:object w:dxaOrig="980" w:dyaOrig="740" w14:anchorId="6FD83876">
-                            <v:shape id="_x0000_i1026" type="#_x0000_t75" style="width:38.3pt;height:29.1pt" o:ole="">
+                            <v:shape id="_x0000_i1026" type="#_x0000_t75" style="width:38.4pt;height:29.15pt" o:ole="">
                               <v:imagedata r:id="rId10" o:title=""/>
                             </v:shape>
-                            <o:OLEObject Type="Embed" ProgID="Equation.DSMT4" ShapeID="_x0000_i1026" DrawAspect="Content" ObjectID="_1807933177" r:id="rId11"/>
+                            <o:OLEObject Type="Embed" ProgID="Equation.DSMT4" ShapeID="_x0000_i1026" DrawAspect="Content" ObjectID="_1838185913" r:id="rId11"/>
                           </w:object>
                         </w:r>
                       </w:p>
@@ -4595,10 +4593,10 @@
                             <w:szCs w:val="26"/>
                           </w:rPr>
                           <w:object w:dxaOrig="1080" w:dyaOrig="740" w14:anchorId="54FAFB01">
-                            <v:shape id="_x0000_i1027" type="#_x0000_t75" style="width:42.9pt;height:29.1pt" o:ole="">
+                            <v:shape id="_x0000_i1027" type="#_x0000_t75" style="width:42.85pt;height:29.15pt" o:ole="">
                               <v:imagedata r:id="rId12" o:title=""/>
                             </v:shape>
-                            <o:OLEObject Type="Embed" ProgID="Equation.DSMT4" ShapeID="_x0000_i1027" DrawAspect="Content" ObjectID="_1807933178" r:id="rId13"/>
+                            <o:OLEObject Type="Embed" ProgID="Equation.DSMT4" ShapeID="_x0000_i1027" DrawAspect="Content" ObjectID="_1838185914" r:id="rId13"/>
                           </w:object>
                         </w:r>
                       </w:p>
@@ -4628,10 +4626,10 @@
                             <w:szCs w:val="26"/>
                           </w:rPr>
                           <w:object w:dxaOrig="999" w:dyaOrig="740" w14:anchorId="3B7C442F">
-                            <v:shape id="_x0000_i1028" type="#_x0000_t75" style="width:39.05pt;height:29.1pt" o:ole="">
+                            <v:shape id="_x0000_i1028" type="#_x0000_t75" style="width:39pt;height:29.15pt" o:ole="">
                               <v:imagedata r:id="rId14" o:title=""/>
                             </v:shape>
-                            <o:OLEObject Type="Embed" ProgID="Equation.DSMT4" ShapeID="_x0000_i1028" DrawAspect="Content" ObjectID="_1807933179" r:id="rId15"/>
+                            <o:OLEObject Type="Embed" ProgID="Equation.DSMT4" ShapeID="_x0000_i1028" DrawAspect="Content" ObjectID="_1838185915" r:id="rId15"/>
                           </w:object>
                         </w:r>
                       </w:p>
@@ -4768,10 +4766,10 @@
                     <w:tblLook w:val="0600" w:firstRow="0" w:lastRow="0" w:firstColumn="0" w:lastColumn="0" w:noHBand="1" w:noVBand="1"/>
                   </w:tblPr>
                   <w:tblGrid>
-                    <w:gridCol w:w="893"/>
-                    <w:gridCol w:w="1425"/>
-                    <w:gridCol w:w="1338"/>
-                    <w:gridCol w:w="1338"/>
+                    <w:gridCol w:w="891"/>
+                    <w:gridCol w:w="1423"/>
+                    <w:gridCol w:w="1340"/>
+                    <w:gridCol w:w="1340"/>
                   </w:tblGrid>
                   <w:tr>
                     <w:tc>
@@ -4817,10 +4815,10 @@
                             <w:szCs w:val="26"/>
                           </w:rPr>
                           <w:object w:dxaOrig="999" w:dyaOrig="740" w14:anchorId="70390422">
-                            <v:shape id="_x0000_i1029" type="#_x0000_t75" style="width:39.05pt;height:29.1pt" o:ole="">
+                            <v:shape id="_x0000_i1029" type="#_x0000_t75" style="width:39pt;height:29.15pt" o:ole="">
                               <v:imagedata r:id="rId16" o:title=""/>
                             </v:shape>
-                            <o:OLEObject Type="Embed" ProgID="Equation.DSMT4" ShapeID="_x0000_i1029" DrawAspect="Content" ObjectID="_1807933180" r:id="rId17"/>
+                            <o:OLEObject Type="Embed" ProgID="Equation.DSMT4" ShapeID="_x0000_i1029" DrawAspect="Content" ObjectID="_1838185916" r:id="rId17"/>
                           </w:object>
                         </w:r>
                       </w:p>
@@ -4850,10 +4848,10 @@
                             <w:szCs w:val="26"/>
                           </w:rPr>
                           <w:object w:dxaOrig="840" w:dyaOrig="740" w14:anchorId="5660734D">
-                            <v:shape id="_x0000_i1030" type="#_x0000_t75" style="width:32.95pt;height:29.1pt" o:ole="">
+                            <v:shape id="_x0000_i1030" type="#_x0000_t75" style="width:33pt;height:29.15pt" o:ole="">
                               <v:imagedata r:id="rId18" o:title=""/>
                             </v:shape>
-                            <o:OLEObject Type="Embed" ProgID="Equation.DSMT4" ShapeID="_x0000_i1030" DrawAspect="Content" ObjectID="_1807933181" r:id="rId19"/>
+                            <o:OLEObject Type="Embed" ProgID="Equation.DSMT4" ShapeID="_x0000_i1030" DrawAspect="Content" ObjectID="_1838185917" r:id="rId19"/>
                           </w:object>
                         </w:r>
                       </w:p>
@@ -4883,10 +4881,10 @@
                             <w:szCs w:val="26"/>
                           </w:rPr>
                           <w:object w:dxaOrig="840" w:dyaOrig="740" w14:anchorId="4D3440FD">
-                            <v:shape id="_x0000_i1031" type="#_x0000_t75" style="width:32.95pt;height:29.1pt" o:ole="">
+                            <v:shape id="_x0000_i1031" type="#_x0000_t75" style="width:33pt;height:29.15pt" o:ole="">
                               <v:imagedata r:id="rId20" o:title=""/>
                             </v:shape>
-                            <o:OLEObject Type="Embed" ProgID="Equation.DSMT4" ShapeID="_x0000_i1031" DrawAspect="Content" ObjectID="_1807933182" r:id="rId21"/>
+                            <o:OLEObject Type="Embed" ProgID="Equation.DSMT4" ShapeID="_x0000_i1031" DrawAspect="Content" ObjectID="_1838185918" r:id="rId21"/>
                           </w:object>
                         </w:r>
                       </w:p>
@@ -5150,7 +5148,16 @@
                                             <w:szCs w:val="20"/>
                                             <w:rtl/>
                                           </w:rPr>
-                                          <w:t>قرینه نسبت به</w:t>
+                                          <w:t xml:space="preserve">قرینه </w:t>
+                                        </w:r>
+                                        <w:r>
+                                          <w:rPr>
+                                            <w:rFonts w:cs="B Nazanin" w:hint="cs"/>
+                                            <w:sz w:val="20"/>
+                                            <w:szCs w:val="20"/>
+                                            <w:rtl/>
+                                          </w:rPr>
+                                          <w:t>نسبت به</w:t>
                                         </w:r>
                                       </w:p>
                                       <w:p>
@@ -5222,7 +5229,16 @@
                                       <w:szCs w:val="20"/>
                                       <w:rtl/>
                                     </w:rPr>
-                                    <w:t>قرینه نسبت به</w:t>
+                                    <w:t xml:space="preserve">قرینه </w:t>
+                                  </w:r>
+                                  <w:r>
+                                    <w:rPr>
+                                      <w:rFonts w:cs="B Nazanin" w:hint="cs"/>
+                                      <w:sz w:val="20"/>
+                                      <w:szCs w:val="20"/>
+                                      <w:rtl/>
+                                    </w:rPr>
+                                    <w:t>نسبت به</w:t>
                                   </w:r>
                                 </w:p>
                                 <w:p>
@@ -5623,10 +5639,10 @@
                             <w:szCs w:val="28"/>
                           </w:rPr>
                           <w:object w:dxaOrig="2820" w:dyaOrig="840" w14:anchorId="6E9CBAB7">
-                            <v:shape id="_x0000_i1032" type="#_x0000_t75" style="width:109.55pt;height:31.4pt" o:ole="">
+                            <v:shape id="_x0000_i1032" type="#_x0000_t75" style="width:109.5pt;height:31.55pt" o:ole="">
                               <v:imagedata r:id="rId22" o:title=""/>
                             </v:shape>
-                            <o:OLEObject Type="Embed" ProgID="Equation.DSMT4" ShapeID="_x0000_i1032" DrawAspect="Content" ObjectID="_1807933183" r:id="rId23"/>
+                            <o:OLEObject Type="Embed" ProgID="Equation.DSMT4" ShapeID="_x0000_i1032" DrawAspect="Content" ObjectID="_1838185919" r:id="rId23"/>
                           </w:object>
                         </w:r>
                       </w:p>
@@ -5658,10 +5674,10 @@
                             <w:szCs w:val="28"/>
                           </w:rPr>
                           <w:object w:dxaOrig="2760" w:dyaOrig="840" w14:anchorId="0DB3F878">
-                            <v:shape id="_x0000_i1033" type="#_x0000_t75" style="width:108.75pt;height:31.4pt" o:ole="">
+                            <v:shape id="_x0000_i1033" type="#_x0000_t75" style="width:108.9pt;height:31.55pt" o:ole="">
                               <v:imagedata r:id="rId24" o:title=""/>
                             </v:shape>
-                            <o:OLEObject Type="Embed" ProgID="Equation.DSMT4" ShapeID="_x0000_i1033" DrawAspect="Content" ObjectID="_1807933184" r:id="rId25"/>
+                            <o:OLEObject Type="Embed" ProgID="Equation.DSMT4" ShapeID="_x0000_i1033" DrawAspect="Content" ObjectID="_1838185920" r:id="rId25"/>
                           </w:object>
                         </w:r>
                       </w:p>
@@ -5695,10 +5711,10 @@
                             <w:szCs w:val="28"/>
                           </w:rPr>
                           <w:object w:dxaOrig="2760" w:dyaOrig="840" w14:anchorId="6E417C0E">
-                            <v:shape id="_x0000_i1034" type="#_x0000_t75" style="width:108.75pt;height:31.4pt" o:ole="">
+                            <v:shape id="_x0000_i1034" type="#_x0000_t75" style="width:108.9pt;height:31.55pt" o:ole="">
                               <v:imagedata r:id="rId24" o:title=""/>
                             </v:shape>
-                            <o:OLEObject Type="Embed" ProgID="Equation.DSMT4" ShapeID="_x0000_i1034" DrawAspect="Content" ObjectID="_1807933185" r:id="rId26"/>
+                            <o:OLEObject Type="Embed" ProgID="Equation.DSMT4" ShapeID="_x0000_i1034" DrawAspect="Content" ObjectID="_1838185921" r:id="rId26"/>
                           </w:object>
                         </w:r>
                       </w:p>
@@ -5860,10 +5876,10 @@
                       <w:szCs w:val="26"/>
                     </w:rPr>
                     <w:object w:dxaOrig="1340" w:dyaOrig="840" w14:anchorId="738C1673">
-                      <v:shape id="_x0000_i1035" type="#_x0000_t75" style="width:38.3pt;height:24.5pt" o:ole="">
+                      <v:shape id="_x0000_i1035" type="#_x0000_t75" style="width:38.4pt;height:24.4pt" o:ole="">
                         <v:imagedata r:id="rId27" o:title=""/>
                       </v:shape>
-                      <o:OLEObject Type="Embed" ProgID="Equation.DSMT4" ShapeID="_x0000_i1035" DrawAspect="Content" ObjectID="_1807933186" r:id="rId28"/>
+                      <o:OLEObject Type="Embed" ProgID="Equation.DSMT4" ShapeID="_x0000_i1035" DrawAspect="Content" ObjectID="_1838185922" r:id="rId28"/>
                     </w:object>
                   </w:r>
                   <w:r>
@@ -5886,10 +5902,10 @@
                       <w:szCs w:val="26"/>
                     </w:rPr>
                     <w:object w:dxaOrig="1320" w:dyaOrig="840" w14:anchorId="10B3E90C">
-                      <v:shape id="_x0000_i1036" type="#_x0000_t75" style="width:37.55pt;height:23.75pt" o:ole="">
+                      <v:shape id="_x0000_i1036" type="#_x0000_t75" style="width:37.5pt;height:23.8pt" o:ole="">
                         <v:imagedata r:id="rId29" o:title=""/>
                       </v:shape>
-                      <o:OLEObject Type="Embed" ProgID="Equation.DSMT4" ShapeID="_x0000_i1036" DrawAspect="Content" ObjectID="_1807933187" r:id="rId30"/>
+                      <o:OLEObject Type="Embed" ProgID="Equation.DSMT4" ShapeID="_x0000_i1036" DrawAspect="Content" ObjectID="_1838185923" r:id="rId30"/>
                     </w:object>
                   </w:r>
                 </w:p>
@@ -5925,10 +5941,10 @@
                       <w:szCs w:val="26"/>
                     </w:rPr>
                     <w:object w:dxaOrig="1320" w:dyaOrig="840" w14:anchorId="6D1CFA18">
-                      <v:shape id="_x0000_i1037" type="#_x0000_t75" style="width:39.05pt;height:24.5pt" o:ole="">
+                      <v:shape id="_x0000_i1037" type="#_x0000_t75" style="width:39pt;height:24.4pt" o:ole="">
                         <v:imagedata r:id="rId31" o:title=""/>
                       </v:shape>
-                      <o:OLEObject Type="Embed" ProgID="Equation.DSMT4" ShapeID="_x0000_i1037" DrawAspect="Content" ObjectID="_1807933188" r:id="rId32"/>
+                      <o:OLEObject Type="Embed" ProgID="Equation.DSMT4" ShapeID="_x0000_i1037" DrawAspect="Content" ObjectID="_1838185924" r:id="rId32"/>
                     </w:object>
                   </w:r>
                   <w:r>
@@ -6071,10 +6087,10 @@
                             <w:szCs w:val="26"/>
                           </w:rPr>
                           <w:object w:dxaOrig="859" w:dyaOrig="840" w14:anchorId="363BDD82">
-                            <v:shape id="_x0000_i1038" type="#_x0000_t75" style="width:26.8pt;height:26.05pt" o:ole="">
+                            <v:shape id="_x0000_i1038" type="#_x0000_t75" style="width:26.8pt;height:26.2pt" o:ole="">
                               <v:imagedata r:id="rId33" o:title=""/>
                             </v:shape>
-                            <o:OLEObject Type="Embed" ProgID="Equation.DSMT4" ShapeID="_x0000_i1038" DrawAspect="Content" ObjectID="_1807933189" r:id="rId34"/>
+                            <o:OLEObject Type="Embed" ProgID="Equation.DSMT4" ShapeID="_x0000_i1038" DrawAspect="Content" ObjectID="_1838185925" r:id="rId34"/>
                           </w:object>
                         </w:r>
                       </w:p>
@@ -6107,10 +6123,10 @@
                             <w:szCs w:val="26"/>
                           </w:rPr>
                           <w:object w:dxaOrig="1100" w:dyaOrig="840" w14:anchorId="09A8BCE6">
-                            <v:shape id="_x0000_i1039" type="#_x0000_t75" style="width:32.15pt;height:24.5pt" o:ole="">
+                            <v:shape id="_x0000_i1039" type="#_x0000_t75" style="width:32.15pt;height:24.4pt" o:ole="">
                               <v:imagedata r:id="rId35" o:title=""/>
                             </v:shape>
-                            <o:OLEObject Type="Embed" ProgID="Equation.DSMT4" ShapeID="_x0000_i1039" DrawAspect="Content" ObjectID="_1807933190" r:id="rId36"/>
+                            <o:OLEObject Type="Embed" ProgID="Equation.DSMT4" ShapeID="_x0000_i1039" DrawAspect="Content" ObjectID="_1838185926" r:id="rId36"/>
                           </w:object>
                         </w:r>
                       </w:p>
@@ -6146,7 +6162,7 @@
                             <v:shape id="_x0000_i1040" type="#_x0000_t75" style="width:32.15pt;height:25.3pt" o:ole="">
                               <v:imagedata r:id="rId37" o:title=""/>
                             </v:shape>
-                            <o:OLEObject Type="Embed" ProgID="Equation.DSMT4" ShapeID="_x0000_i1040" DrawAspect="Content" ObjectID="_1807933191" r:id="rId38"/>
+                            <o:OLEObject Type="Embed" ProgID="Equation.DSMT4" ShapeID="_x0000_i1040" DrawAspect="Content" ObjectID="_1838185927" r:id="rId38"/>
                           </w:object>
                         </w:r>
                       </w:p>
@@ -6182,6 +6198,8 @@
                 <w:rtl/>
               </w:rPr>
             </w:pPr>
+            <w:bookmarkStart w:id="0" w:name="_GoBack"/>
+            <w:bookmarkEnd w:id="0"/>
             <w:r>
               <w:rPr>
                 <w:rFonts w:cs="B Nazanin"/>
@@ -6196,16 +6214,16 @@
               <mc:AlternateContent>
                 <mc:Choice Requires="wpg">
                   <w:drawing>
-                    <wp:anchor distT="0" distB="0" distL="114300" distR="114300" simplePos="0" relativeHeight="251674624" behindDoc="0" locked="0" layoutInCell="1" allowOverlap="1" wp14:anchorId="6D166E38" wp14:editId="6940967B">
+                    <wp:anchor distT="0" distB="0" distL="114300" distR="114300" simplePos="0" relativeHeight="251674624" behindDoc="0" locked="0" layoutInCell="1" allowOverlap="1" wp14:anchorId="6D166E38" wp14:editId="56FA608E">
                       <wp:simplePos x="0" y="0"/>
                       <wp:positionH relativeFrom="column">
-                        <wp:posOffset>-24765</wp:posOffset>
+                        <wp:posOffset>-25169</wp:posOffset>
                       </wp:positionH>
                       <wp:positionV relativeFrom="paragraph">
-                        <wp:posOffset>7838662</wp:posOffset>
+                        <wp:posOffset>7841253</wp:posOffset>
                       </wp:positionV>
-                      <wp:extent cx="1603375" cy="1581150"/>
-                      <wp:effectExtent l="38100" t="38100" r="73025" b="38100"/>
+                      <wp:extent cx="1607033" cy="1575969"/>
+                      <wp:effectExtent l="38100" t="38100" r="69850" b="43815"/>
                       <wp:wrapNone/>
                       <wp:docPr id="30" name="Group 30"/>
                       <wp:cNvGraphicFramePr/>
@@ -6216,9 +6234,9 @@
                             <wpg:grpSpPr>
                               <a:xfrm>
                                 <a:off x="0" y="0"/>
-                                <a:ext cx="1603375" cy="1581150"/>
-                                <a:chOff x="0" y="0"/>
-                                <a:chExt cx="1603375" cy="1581251"/>
+                                <a:ext cx="1607033" cy="1575969"/>
+                                <a:chOff x="0" y="5181"/>
+                                <a:chExt cx="1607033" cy="1576070"/>
                               </a:xfrm>
                             </wpg:grpSpPr>
                             <wpg:grpSp>
@@ -7460,7 +7478,7 @@
                               <wps:cNvSpPr/>
                               <wps:spPr>
                                 <a:xfrm>
-                                  <a:off x="272796" y="526694"/>
+                                  <a:off x="1556233" y="296354"/>
                                   <a:ext cx="50800" cy="49530"/>
                                 </a:xfrm>
                                 <a:prstGeom prst="ellipse">
@@ -7495,7 +7513,7 @@
                               <wps:cNvSpPr txBox="1"/>
                               <wps:spPr>
                                 <a:xfrm>
-                                  <a:off x="166726" y="340157"/>
+                                  <a:off x="1450163" y="109817"/>
                                   <a:ext cx="102412" cy="244755"/>
                                 </a:xfrm>
                                 <a:prstGeom prst="rect">
@@ -7534,7 +7552,7 @@
                               <wps:cNvSpPr/>
                               <wps:spPr>
                                 <a:xfrm>
-                                  <a:off x="525171" y="1027785"/>
+                                  <a:off x="267541" y="547232"/>
                                   <a:ext cx="51247" cy="50124"/>
                                 </a:xfrm>
                                 <a:prstGeom prst="ellipse">
@@ -7569,7 +7587,7 @@
                               <wps:cNvSpPr txBox="1"/>
                               <wps:spPr>
                                 <a:xfrm>
-                                  <a:off x="419100" y="818197"/>
+                                  <a:off x="161470" y="337644"/>
                                   <a:ext cx="106071" cy="259715"/>
                                 </a:xfrm>
                                 <a:prstGeom prst="rect">
@@ -7608,7 +7626,7 @@
                               <wps:cNvSpPr/>
                               <wps:spPr>
                                 <a:xfrm>
-                                  <a:off x="1296924" y="36576"/>
+                                  <a:off x="1298842" y="1287711"/>
                                   <a:ext cx="51247" cy="50124"/>
                                 </a:xfrm>
                                 <a:prstGeom prst="ellipse">
@@ -7643,7 +7661,7 @@
                               <wps:cNvSpPr txBox="1"/>
                               <wps:spPr>
                                 <a:xfrm>
-                                  <a:off x="1201827" y="0"/>
+                                  <a:off x="1203745" y="1251135"/>
                                   <a:ext cx="97129" cy="259861"/>
                                 </a:xfrm>
                                 <a:prstGeom prst="rect">
@@ -7679,12 +7697,15 @@
                           </wpg:wgp>
                         </a:graphicData>
                       </a:graphic>
+                      <wp14:sizeRelV relativeFrom="margin">
+                        <wp14:pctHeight>0</wp14:pctHeight>
+                      </wp14:sizeRelV>
                     </wp:anchor>
                   </w:drawing>
                 </mc:Choice>
                 <mc:Fallback>
                   <w:pict>
-                    <v:group w14:anchorId="6D166E38" id="Group 30" o:spid="_x0000_s1044" style="position:absolute;left:0;text-align:left;margin-left:-1.95pt;margin-top:617.2pt;width:126.25pt;height:124.5pt;z-index:251674624" coordsize="16033,15812" o:gfxdata="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">
+                    <v:group w14:anchorId="6D166E38" id="Group 30" o:spid="_x0000_s1044" style="position:absolute;left:0;text-align:left;margin-left:-2pt;margin-top:617.4pt;width:126.55pt;height:124.1pt;z-index:251674624;mso-height-relative:margin" coordorigin=",51" coordsize="16070,15760" o:gfxdata="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">
                       <v:group id="Group 2240" o:spid="_x0000_s1045" style="position:absolute;top:51;width:16033;height:15761" coordsize="18164,18164" o:gfxdata="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">
                         <v:group id="Group 55" o:spid="_x0000_s1046" style="position:absolute;left:326;top:598;width:17607;height:17212" coordsize="17606,17211" o:gfxdata="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">
                           <v:group id="Group 2123" o:spid="_x0000_s1047" style="position:absolute;width:17606;height:11470" coordorigin="4953,7429" coordsize="14859,9906" o:gfxdata="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">
@@ -7747,10 +7768,10 @@
                           <v:stroke startarrow="block" endarrow="block" joinstyle="miter"/>
                         </v:shape>
                       </v:group>
-                      <v:oval id="Oval 2246" o:spid="_x0000_s1093" style="position:absolute;left:2727;top:5266;width:508;height:496;visibility:visible;mso-wrap-style:square;v-text-anchor:middle" o:gfxdata="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" fillcolor="black [3200]" strokecolor="black [1600]" strokeweight="1pt">
+                      <v:oval id="Oval 2246" o:spid="_x0000_s1093" style="position:absolute;left:15562;top:2963;width:508;height:495;visibility:visible;mso-wrap-style:square;v-text-anchor:middle" o:gfxdata="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" fillcolor="black [3200]" strokecolor="black [1600]" strokeweight="1pt">
                         <v:stroke joinstyle="miter"/>
                       </v:oval>
-                      <v:shape id="Text Box 2248" o:spid="_x0000_s1094" type="#_x0000_t202" style="position:absolute;left:1667;top:3401;width:1024;height:2448;visibility:visible;mso-wrap-style:square;v-text-anchor:top" o:gfxdata="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" filled="f" stroked="f" strokeweight=".5pt">
+                      <v:shape id="Text Box 2248" o:spid="_x0000_s1094" type="#_x0000_t202" style="position:absolute;left:14501;top:1098;width:1024;height:2447;visibility:visible;mso-wrap-style:square;v-text-anchor:top" o:gfxdata="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" filled="f" stroked="f" strokeweight=".5pt">
                         <v:textbox>
                           <w:txbxContent>
                             <w:p>
@@ -7768,10 +7789,10 @@
                           </w:txbxContent>
                         </v:textbox>
                       </v:shape>
-                      <v:oval id="Oval 24" o:spid="_x0000_s1095" style="position:absolute;left:5251;top:10277;width:513;height:502;visibility:visible;mso-wrap-style:square;v-text-anchor:middle" o:gfxdata="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" fillcolor="black [3200]" strokecolor="black [1600]" strokeweight="1pt">
+                      <v:oval id="Oval 24" o:spid="_x0000_s1095" style="position:absolute;left:2675;top:5472;width:512;height:501;visibility:visible;mso-wrap-style:square;v-text-anchor:middle" o:gfxdata="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" fillcolor="black [3200]" strokecolor="black [1600]" strokeweight="1pt">
                         <v:stroke joinstyle="miter"/>
                       </v:oval>
-                      <v:shape id="Text Box 26" o:spid="_x0000_s1096" type="#_x0000_t202" style="position:absolute;left:4191;top:8181;width:1060;height:2598;visibility:visible;mso-wrap-style:square;v-text-anchor:top" o:gfxdata="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" filled="f" stroked="f" strokeweight=".5pt">
+                      <v:shape id="Text Box 26" o:spid="_x0000_s1096" type="#_x0000_t202" style="position:absolute;left:1614;top:3376;width:1061;height:2597;visibility:visible;mso-wrap-style:square;v-text-anchor:top" o:gfxdata="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" filled="f" stroked="f" strokeweight=".5pt">
                         <v:textbox>
                           <w:txbxContent>
                             <w:p>
@@ -7789,10 +7810,10 @@
                           </w:txbxContent>
                         </v:textbox>
                       </v:shape>
-                      <v:oval id="Oval 27" o:spid="_x0000_s1097" style="position:absolute;left:12969;top:365;width:512;height:502;visibility:visible;mso-wrap-style:square;v-text-anchor:middle" o:gfxdata="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" fillcolor="black [3200]" strokecolor="black [1600]" strokeweight="1pt">
+                      <v:oval id="Oval 27" o:spid="_x0000_s1097" style="position:absolute;left:12988;top:12877;width:512;height:501;visibility:visible;mso-wrap-style:square;v-text-anchor:middle" o:gfxdata="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" fillcolor="black [3200]" strokecolor="black [1600]" strokeweight="1pt">
                         <v:stroke joinstyle="miter"/>
                       </v:oval>
-                      <v:shape id="Text Box 28" o:spid="_x0000_s1098" type="#_x0000_t202" style="position:absolute;left:12018;width:971;height:2598;visibility:visible;mso-wrap-style:square;v-text-anchor:top" o:gfxdata="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" filled="f" stroked="f" strokeweight=".5pt">
+                      <v:shape id="Text Box 28" o:spid="_x0000_s1098" type="#_x0000_t202" style="position:absolute;left:12037;top:12511;width:971;height:2598;visibility:visible;mso-wrap-style:square;v-text-anchor:top" o:gfxdata="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" filled="f" stroked="f" strokeweight=".5pt">
                         <v:textbox>
                           <w:txbxContent>
                             <w:p>
@@ -8352,8 +8373,8 @@
                     <w:tblLook w:val="0600" w:firstRow="0" w:lastRow="0" w:firstColumn="0" w:lastColumn="0" w:noHBand="1" w:noVBand="1"/>
                   </w:tblPr>
                   <w:tblGrid>
-                    <w:gridCol w:w="2491"/>
-                    <w:gridCol w:w="2428"/>
+                    <w:gridCol w:w="2490"/>
+                    <w:gridCol w:w="2429"/>
                   </w:tblGrid>
                   <w:tr>
                     <w:tc>
@@ -8379,10 +8400,10 @@
                             <w:szCs w:val="26"/>
                           </w:rPr>
                           <w:object w:dxaOrig="2160" w:dyaOrig="780" w14:anchorId="09EDF506">
-                            <v:shape id="_x0000_i1041" type="#_x0000_t75" style="width:85.8pt;height:31.4pt" o:ole="">
+                            <v:shape id="_x0000_i1041" type="#_x0000_t75" style="width:85.7pt;height:31.55pt" o:ole="">
                               <v:imagedata r:id="rId39" o:title=""/>
                             </v:shape>
-                            <o:OLEObject Type="Embed" ProgID="Equation.DSMT4" ShapeID="_x0000_i1041" DrawAspect="Content" ObjectID="_1807933192" r:id="rId40"/>
+                            <o:OLEObject Type="Embed" ProgID="Equation.DSMT4" ShapeID="_x0000_i1041" DrawAspect="Content" ObjectID="_1838185928" r:id="rId40"/>
                           </w:object>
                         </w:r>
                       </w:p>
@@ -8411,10 +8432,10 @@
                             <w:szCs w:val="26"/>
                           </w:rPr>
                           <w:object w:dxaOrig="2060" w:dyaOrig="780" w14:anchorId="08DDA12E">
-                            <v:shape id="_x0000_i1042" type="#_x0000_t75" style="width:81.95pt;height:31.4pt" o:ole="">
+                            <v:shape id="_x0000_i1042" type="#_x0000_t75" style="width:82.1pt;height:31.55pt" o:ole="">
                               <v:imagedata r:id="rId41" o:title=""/>
                             </v:shape>
-                            <o:OLEObject Type="Embed" ProgID="Equation.DSMT4" ShapeID="_x0000_i1042" DrawAspect="Content" ObjectID="_1807933193" r:id="rId42"/>
+                            <o:OLEObject Type="Embed" ProgID="Equation.DSMT4" ShapeID="_x0000_i1042" DrawAspect="Content" ObjectID="_1838185929" r:id="rId42"/>
                           </w:object>
                         </w:r>
                       </w:p>
@@ -8497,10 +8518,10 @@
                       <w:szCs w:val="26"/>
                     </w:rPr>
                     <w:object w:dxaOrig="540" w:dyaOrig="780" w14:anchorId="4B499E97">
-                      <v:shape id="_x0000_i1043" type="#_x0000_t75" style="width:23.75pt;height:35.25pt" o:ole="">
+                      <v:shape id="_x0000_i1043" type="#_x0000_t75" style="width:23.8pt;height:35.1pt" o:ole="">
                         <v:imagedata r:id="rId43" o:title=""/>
                       </v:shape>
-                      <o:OLEObject Type="Embed" ProgID="Equation.DSMT4" ShapeID="_x0000_i1043" DrawAspect="Content" ObjectID="_1807933194" r:id="rId44"/>
+                      <o:OLEObject Type="Embed" ProgID="Equation.DSMT4" ShapeID="_x0000_i1043" DrawAspect="Content" ObjectID="_1838185930" r:id="rId44"/>
                     </w:object>
                   </w:r>
                   <w:r>
@@ -8543,10 +8564,10 @@
                       <w:position w:val="-32"/>
                     </w:rPr>
                     <w:object w:dxaOrig="580" w:dyaOrig="780" w14:anchorId="6255E377">
-                      <v:shape id="_x0000_i1044" type="#_x0000_t75" style="width:25.3pt;height:35.25pt" o:ole="">
+                      <v:shape id="_x0000_i1044" type="#_x0000_t75" style="width:25.3pt;height:35.1pt" o:ole="">
                         <v:imagedata r:id="rId45" o:title=""/>
                       </v:shape>
-                      <o:OLEObject Type="Embed" ProgID="Equation.DSMT4" ShapeID="_x0000_i1044" DrawAspect="Content" ObjectID="_1807933195" r:id="rId46"/>
+                      <o:OLEObject Type="Embed" ProgID="Equation.DSMT4" ShapeID="_x0000_i1044" DrawAspect="Content" ObjectID="_1838185931" r:id="rId46"/>
                     </w:object>
                   </w:r>
                   <w:r>
@@ -8632,10 +8653,10 @@
                       <w:position w:val="-32"/>
                     </w:rPr>
                     <w:object w:dxaOrig="600" w:dyaOrig="780" w14:anchorId="3CA8DFEF">
-                      <v:shape id="_x0000_i1045" type="#_x0000_t75" style="width:26.05pt;height:35.25pt" o:ole="">
+                      <v:shape id="_x0000_i1045" type="#_x0000_t75" style="width:26.2pt;height:35.1pt" o:ole="">
                         <v:imagedata r:id="rId47" o:title=""/>
                       </v:shape>
-                      <o:OLEObject Type="Embed" ProgID="Equation.DSMT4" ShapeID="_x0000_i1045" DrawAspect="Content" ObjectID="_1807933196" r:id="rId48"/>
+                      <o:OLEObject Type="Embed" ProgID="Equation.DSMT4" ShapeID="_x0000_i1045" DrawAspect="Content" ObjectID="_1838185932" r:id="rId48"/>
                     </w:object>
                   </w:r>
                   <w:r>
@@ -8654,10 +8675,10 @@
                       <w:position w:val="-32"/>
                     </w:rPr>
                     <w:object w:dxaOrig="580" w:dyaOrig="780" w14:anchorId="35A3B8FA">
-                      <v:shape id="_x0000_i1046" type="#_x0000_t75" style="width:25.3pt;height:35.25pt" o:ole="">
+                      <v:shape id="_x0000_i1046" type="#_x0000_t75" style="width:25.3pt;height:35.1pt" o:ole="">
                         <v:imagedata r:id="rId49" o:title=""/>
                       </v:shape>
-                      <o:OLEObject Type="Embed" ProgID="Equation.DSMT4" ShapeID="_x0000_i1046" DrawAspect="Content" ObjectID="_1807933197" r:id="rId50"/>
+                      <o:OLEObject Type="Embed" ProgID="Equation.DSMT4" ShapeID="_x0000_i1046" DrawAspect="Content" ObjectID="_1838185933" r:id="rId50"/>
                     </w:object>
                   </w:r>
                   <w:r>
@@ -8971,10 +8992,10 @@
                       <w:szCs w:val="28"/>
                     </w:rPr>
                     <w:object w:dxaOrig="1080" w:dyaOrig="840" w14:anchorId="2681DD68">
-                      <v:shape id="_x0000_i1047" type="#_x0000_t75" style="width:38.3pt;height:29.85pt" o:ole="">
+                      <v:shape id="_x0000_i1047" type="#_x0000_t75" style="width:38.4pt;height:29.75pt" o:ole="">
                         <v:imagedata r:id="rId51" o:title=""/>
                       </v:shape>
-                      <o:OLEObject Type="Embed" ProgID="Equation.DSMT4" ShapeID="_x0000_i1047" DrawAspect="Content" ObjectID="_1807933198" r:id="rId52"/>
+                      <o:OLEObject Type="Embed" ProgID="Equation.DSMT4" ShapeID="_x0000_i1047" DrawAspect="Content" ObjectID="_1838185934" r:id="rId52"/>
                     </w:object>
                   </w:r>
                   <w:r>
@@ -9008,10 +9029,10 @@
                       <w:szCs w:val="28"/>
                     </w:rPr>
                     <w:object w:dxaOrig="1120" w:dyaOrig="840" w14:anchorId="5F17B087">
-                      <v:shape id="_x0000_i1048" type="#_x0000_t75" style="width:39.85pt;height:29.85pt" o:ole="">
+                      <v:shape id="_x0000_i1048" type="#_x0000_t75" style="width:39.85pt;height:29.75pt" o:ole="">
                         <v:imagedata r:id="rId53" o:title=""/>
                       </v:shape>
-                      <o:OLEObject Type="Embed" ProgID="Equation.DSMT4" ShapeID="_x0000_i1048" DrawAspect="Content" ObjectID="_1807933199" r:id="rId54"/>
+                      <o:OLEObject Type="Embed" ProgID="Equation.DSMT4" ShapeID="_x0000_i1048" DrawAspect="Content" ObjectID="_1838185935" r:id="rId54"/>
                     </w:object>
                   </w:r>
                 </w:p>
@@ -10477,10 +10498,10 @@
                       <w:szCs w:val="28"/>
                     </w:rPr>
                     <w:object w:dxaOrig="1240" w:dyaOrig="740" w14:anchorId="2BA3DB26">
-                      <v:shape id="_x0000_i1049" type="#_x0000_t75" style="width:55.9pt;height:32.15pt" o:ole="">
+                      <v:shape id="_x0000_i1049" type="#_x0000_t75" style="width:55.95pt;height:32.15pt" o:ole="">
                         <v:imagedata r:id="rId55" o:title=""/>
                       </v:shape>
-                      <o:OLEObject Type="Embed" ProgID="Equation.DSMT4" ShapeID="_x0000_i1049" DrawAspect="Content" ObjectID="_1807933200" r:id="rId56"/>
+                      <o:OLEObject Type="Embed" ProgID="Equation.DSMT4" ShapeID="_x0000_i1049" DrawAspect="Content" ObjectID="_1838185936" r:id="rId56"/>
                     </w:object>
                   </w:r>
                   <w:r>
@@ -10661,10 +10682,10 @@
                       <w:szCs w:val="28"/>
                     </w:rPr>
                     <w:object w:dxaOrig="2160" w:dyaOrig="780" w14:anchorId="0C400629">
-                      <v:shape id="_x0000_i1050" type="#_x0000_t75" style="width:96.5pt;height:35.25pt" o:ole="">
+                      <v:shape id="_x0000_i1050" type="#_x0000_t75" style="width:96.7pt;height:35.1pt" o:ole="">
                         <v:imagedata r:id="rId57" o:title=""/>
                       </v:shape>
-                      <o:OLEObject Type="Embed" ProgID="Equation.DSMT4" ShapeID="_x0000_i1050" DrawAspect="Content" ObjectID="_1807933201" r:id="rId58"/>
+                      <o:OLEObject Type="Embed" ProgID="Equation.DSMT4" ShapeID="_x0000_i1050" DrawAspect="Content" ObjectID="_1838185937" r:id="rId58"/>
                     </w:object>
                   </w:r>
                   <w:r>
@@ -10952,10 +10973,10 @@
                       <w:szCs w:val="26"/>
                     </w:rPr>
                     <w:object w:dxaOrig="420" w:dyaOrig="340" w14:anchorId="03BD606F">
-                      <v:shape id="_x0000_i1051" type="#_x0000_t75" style="width:21.45pt;height:16.85pt" o:ole="">
+                      <v:shape id="_x0000_i1051" type="#_x0000_t75" style="width:21.4pt;height:16.95pt" o:ole="">
                         <v:imagedata r:id="rId59" o:title=""/>
                       </v:shape>
-                      <o:OLEObject Type="Embed" ProgID="Equation.DSMT4" ShapeID="_x0000_i1051" DrawAspect="Content" ObjectID="_1807933202" r:id="rId60"/>
+                      <o:OLEObject Type="Embed" ProgID="Equation.DSMT4" ShapeID="_x0000_i1051" DrawAspect="Content" ObjectID="_1838185938" r:id="rId60"/>
                     </w:object>
                   </w:r>
                   <w:r>
@@ -11060,10 +11081,10 @@
                       <w:szCs w:val="26"/>
                     </w:rPr>
                     <w:object w:dxaOrig="420" w:dyaOrig="340" w14:anchorId="132928B1">
-                      <v:shape id="_x0000_i1052" type="#_x0000_t75" style="width:21.45pt;height:16.85pt" o:ole="">
+                      <v:shape id="_x0000_i1052" type="#_x0000_t75" style="width:21.4pt;height:16.95pt" o:ole="">
                         <v:imagedata r:id="rId59" o:title=""/>
                       </v:shape>
-                      <o:OLEObject Type="Embed" ProgID="Equation.DSMT4" ShapeID="_x0000_i1052" DrawAspect="Content" ObjectID="_1807933203" r:id="rId61"/>
+                      <o:OLEObject Type="Embed" ProgID="Equation.DSMT4" ShapeID="_x0000_i1052" DrawAspect="Content" ObjectID="_1838185939" r:id="rId61"/>
                     </w:object>
                   </w:r>
                   <w:r>
@@ -18487,7 +18508,7 @@
 </file>
 
 <file path=customXml/itemProps1.xml><?xml version="1.0" encoding="utf-8"?>
-<ds:datastoreItem xmlns:ds="http://schemas.openxmlformats.org/officeDocument/2006/customXml" ds:itemID="{E6B0521B-603A-4E7C-8DDD-EEEBD262324E}">
+<ds:datastoreItem xmlns:ds="http://schemas.openxmlformats.org/officeDocument/2006/customXml" ds:itemID="{50A2AD3A-9E16-4807-86F2-0596C3952E97}">
   <ds:schemaRefs>
     <ds:schemaRef ds:uri="http://schemas.openxmlformats.org/officeDocument/2006/bibliography"/>
   </ds:schemaRefs>
